--- a/rapports/2026-06-06/EQ26/EQ26_enq2_v2/DR_061203030008/80-75-84-07.docx
+++ b/rapports/2026-06-06/EQ26/EQ26_enq2_v2/DR_061203030008/80-75-84-07.docx
@@ -297,7 +297,7 @@
           <w:color w:val="1F6FEB"/>
           <w:sz w:val="22"/>
         </w:rPr>
-        <w:t>⚠ INCOHÉRENCES À CORRIGER (185)</w:t>
+        <w:t>⚠ INCOHÉRENCES À CORRIGER (178)</w:t>
       </w:r>
     </w:p>
     <w:tbl>
@@ -3424,7 +3424,7 @@
                 <w:color w:val="16A34A"/>
                 <w:sz w:val="16"/>
               </w:rPr>
-              <w:t>—</w:t>
+              <w:t>s02q33, s01q00b</w:t>
             </w:r>
           </w:p>
         </w:tc>
@@ -3455,7 +3455,7 @@
                 <w:i w:val="0"/>
                 <w:sz w:val="17"/>
               </w:rPr>
-              <w:t>Incohérence!!! seulement les écoles privées paient les frais de scolarité (y compris les frais d'inscription).</w:t>
+              <w:t>Incoherent!!! La dernière fois que AMY NDAO a  fréquenté l'école est 9999.</w:t>
             </w:r>
           </w:p>
         </w:tc>
@@ -3514,7 +3514,7 @@
                 <w:color w:val="16A34A"/>
                 <w:sz w:val="16"/>
               </w:rPr>
-              <w:t>s01q32, s01q36, s01q38, s04q37_modif, s02q33, s02q34, s01q00b</w:t>
+              <w:t>s02q33, s01q00b</w:t>
             </w:r>
           </w:p>
         </w:tc>
@@ -3545,7 +3545,7 @@
                 <w:i w:val="0"/>
                 <w:sz w:val="17"/>
               </w:rPr>
-              <w:t>Peu probable!!! Vu l'âge (13 ans) de YANKHOBA DIOP ou l'année à laquelle YANKHOBA DIOP a fréquenté l'école pour la dernière fois (.) le dernier diplome de YANKHOBA DIOP ne peut être le Certificat d'études primaires (CEP), prière de corriger cette incohérence ou confirmer avec le QG.</w:t>
+              <w:t>Incoherent!!! La dernière fois que IBRAHIMA DIOP a  fréquenté l'école est 9999.</w:t>
             </w:r>
           </w:p>
         </w:tc>
@@ -3604,7 +3604,7 @@
                 <w:color w:val="16A34A"/>
                 <w:sz w:val="16"/>
               </w:rPr>
-              <w:t>s02q33, s01q00b</w:t>
+              <w:t>—</w:t>
             </w:r>
           </w:p>
         </w:tc>
@@ -3635,7 +3635,7 @@
                 <w:i w:val="0"/>
                 <w:sz w:val="17"/>
               </w:rPr>
-              <w:t>Incoherent!!! La dernière fois que AMY NDAO a  fréquenté l'école est 9999.</w:t>
+              <w:t>Incohérent!! Le niveau d'instruction déclaré par l'un des enfants () au niveau de la section 1 de AWA NDAO diffère de celui donné par AWA NDAO lui-même qui affirme ne pas avoir frequenté l'école formelle.</w:t>
             </w:r>
           </w:p>
         </w:tc>
@@ -3694,7 +3694,7 @@
                 <w:color w:val="16A34A"/>
                 <w:sz w:val="16"/>
               </w:rPr>
-              <w:t>s02q33, s01q00b</w:t>
+              <w:t>—</w:t>
             </w:r>
           </w:p>
         </w:tc>
@@ -3725,7 +3725,7 @@
                 <w:i w:val="0"/>
                 <w:sz w:val="17"/>
               </w:rPr>
-              <w:t>Incoherent!!! La dernière fois que IBRAHIMA DIOP a  fréquenté l'école est 9999.</w:t>
+              <w:t>Incohérent!! Le niveau d'instruction déclaré par l'un des enfants () au niveau de la section 1 de EL HADJ DIOP diffère de celui donné par EL HADJ DIOP lui-même qui affirme ne pas avoir frequenté l'école formelle.</w:t>
             </w:r>
           </w:p>
         </w:tc>
@@ -3784,7 +3784,7 @@
                 <w:color w:val="16A34A"/>
                 <w:sz w:val="16"/>
               </w:rPr>
-              <w:t>—</w:t>
+              <w:t>s01q32, s01q36, s01q38, s04q37_modif, s02q33, s02q34, s01q00b</w:t>
             </w:r>
           </w:p>
         </w:tc>
@@ -3815,7 +3815,7 @@
                 <w:i w:val="0"/>
                 <w:sz w:val="17"/>
               </w:rPr>
-              <w:t>Incohérent!! Le niveau d'instruction déclaré par l'un des enfants () au niveau de la section 1 de AWA NDAO diffère de celui donné par AWA NDAO lui-même qui affirme ne pas avoir frequenté l'école formelle.</w:t>
+              <w:t>Peu probable!!! Vu l'âge (13 ans) de YANKHOBA DIOP ou l'année à laquelle YANKHOBA DIOP a fréquenté l'école pour la dernière fois (.) le dernier diplome de YANKHOBA DIOP ne peut être le Certificat d'études primaires (CEP), prière de corriger cette incohérence ou confirmer avec le QG.</w:t>
             </w:r>
           </w:p>
         </w:tc>
@@ -3830,10 +3830,10 @@
               <w:rPr>
                 <w:b/>
                 <w:i w:val="0"/>
-                <w:color w:val="DC2626"/>
-                <w:sz w:val="16"/>
-              </w:rPr>
-              <w:t>Haute</w:t>
+                <w:color w:val="EA580C"/>
+                <w:sz w:val="16"/>
+              </w:rPr>
+              <w:t>Moyenne</w:t>
             </w:r>
           </w:p>
         </w:tc>
@@ -3848,7 +3848,7 @@
                 <w:i w:val="0"/>
                 <w:sz w:val="16"/>
               </w:rPr>
-              <w:t>S02</w:t>
+              <w:t>S00</w:t>
               <w:br/>
             </w:r>
             <w:r>
@@ -3858,7 +3858,7 @@
                 <w:color w:val="64748B"/>
                 <w:sz w:val="14"/>
               </w:rPr>
-              <w:t>Éducation</w:t>
+              <w:t>Identification</w:t>
             </w:r>
           </w:p>
         </w:tc>
@@ -3874,7 +3874,7 @@
                 <w:color w:val="16A34A"/>
                 <w:sz w:val="16"/>
               </w:rPr>
-              <w:t>—</w:t>
+              <w:t>s00q27</w:t>
             </w:r>
           </w:p>
         </w:tc>
@@ -3905,7 +3905,7 @@
                 <w:i w:val="0"/>
                 <w:sz w:val="17"/>
               </w:rPr>
-              <w:t>Incohérent!! Le niveau d'instruction déclaré par l'un des enfants () au niveau de la section 1 de EL HADJ DIOP diffère de celui donné par EL HADJ DIOP lui-même qui affirme ne pas avoir frequenté l'école formelle.</w:t>
+              <w:t>Le questionnaire semble ne pas être complètement fini mais le questionnaire est en statut complet, prière de compléter le questionnaire.</w:t>
             </w:r>
           </w:p>
         </w:tc>
@@ -3964,7 +3964,7 @@
                 <w:color w:val="16A34A"/>
                 <w:sz w:val="16"/>
               </w:rPr>
-              <w:t>s00q27</w:t>
+              <w:t>—</w:t>
             </w:r>
           </w:p>
         </w:tc>
@@ -3995,7 +3995,7 @@
                 <w:i w:val="0"/>
                 <w:sz w:val="17"/>
               </w:rPr>
-              <w:t>Le questionnaire semble ne pas être complètement fini mais le questionnaire est en statut complet, prière de compléter le questionnaire.</w:t>
+              <w:t>Il est obligatoire de prendre les coordonnées Gps avant d'administrer le questionnaire.</w:t>
             </w:r>
           </w:p>
         </w:tc>
@@ -4085,7 +4085,7 @@
                 <w:i w:val="0"/>
                 <w:sz w:val="17"/>
               </w:rPr>
-              <w:t>Il est obligatoire de prendre les coordonnées Gps avant d'administrer le questionnaire.</w:t>
+              <w:t>Prière de prendre les coordonnées GPS.</w:t>
             </w:r>
           </w:p>
         </w:tc>
@@ -4175,7 +4175,7 @@
                 <w:i w:val="0"/>
                 <w:sz w:val="17"/>
               </w:rPr>
-              <w:t>Prière de prendre les coordonnées GPS.</w:t>
+              <w:t>Les coordonnées GPS ménage prises lors de l'enquête principale diffèrent de celles du dénombrement, êtes vous sûr d'avoir enquêté le bon ménage si non chercher le bon ménage.</w:t>
             </w:r>
           </w:p>
         </w:tc>
@@ -4265,7 +4265,7 @@
                 <w:i w:val="0"/>
                 <w:sz w:val="17"/>
               </w:rPr>
-              <w:t>Les coordonnées GPS ménage prises lors de l'enquête principale diffèrent de celles du dénombrement, êtes vous sûr d'avoir enquêté le bon ménage si non chercher le bon ménage.</w:t>
+              <w:t>L'adresse ou la localisation du ménage doit être bien renseignée, ne doit pas contenir des numéros de téléphone et elle semble courte pour être une adresse.</w:t>
             </w:r>
           </w:p>
         </w:tc>
@@ -4355,7 +4355,7 @@
                 <w:i w:val="0"/>
                 <w:sz w:val="17"/>
               </w:rPr>
-              <w:t>L'adresse ou la localisation du ménage doit être bien renseignée, ne doit pas contenir des numéros de téléphone et elle semble courte pour être une adresse.</w:t>
+              <w:t>Prière de renseigner la bonne adresse.</w:t>
             </w:r>
           </w:p>
         </w:tc>
@@ -4388,7 +4388,7 @@
                 <w:i w:val="0"/>
                 <w:sz w:val="16"/>
               </w:rPr>
-              <w:t>S00</w:t>
+              <w:t>S01</w:t>
               <w:br/>
             </w:r>
             <w:r>
@@ -4398,7 +4398,7 @@
                 <w:color w:val="64748B"/>
                 <w:sz w:val="14"/>
               </w:rPr>
-              <w:t>Identification</w:t>
+              <w:t>Démographie</w:t>
             </w:r>
           </w:p>
         </w:tc>
@@ -4445,7 +4445,7 @@
                 <w:i w:val="0"/>
                 <w:sz w:val="17"/>
               </w:rPr>
-              <w:t>Prière de renseigner la bonne adresse.</w:t>
+              <w:t>Prière de verifier l'information donnée par ABDOU AZIZ DIOP ou corriger au niveau de la section 1.</w:t>
             </w:r>
           </w:p>
         </w:tc>
@@ -4535,7 +4535,7 @@
                 <w:i w:val="0"/>
                 <w:sz w:val="17"/>
               </w:rPr>
-              <w:t>Prière de verifier l'information donnée par ABDOU AZIZ DIOP ou corriger au niveau de la section 1.</w:t>
+              <w:t>Prière de verifier l'information donnée par ADAMA CHEIKH DIOP ou corriger au niveau de la section 1.</w:t>
             </w:r>
           </w:p>
         </w:tc>
@@ -4625,7 +4625,7 @@
                 <w:i w:val="0"/>
                 <w:sz w:val="17"/>
               </w:rPr>
-              <w:t>Prière de verifier l'information donnée par ADAMA CHEIKH DIOP ou corriger au niveau de la section 1.</w:t>
+              <w:t>Prière de verifier l'information donnée par AWA DIOP ou corriger au niveau de la section 1.</w:t>
             </w:r>
           </w:p>
         </w:tc>
@@ -4715,7 +4715,7 @@
                 <w:i w:val="0"/>
                 <w:sz w:val="17"/>
               </w:rPr>
-              <w:t>Prière de verifier l'information donnée par AWA DIOP ou corriger au niveau de la section 1.</w:t>
+              <w:t>Prière de verifier l'information donnée par BABACAR DIOP ou corriger au niveau de la section 1.</w:t>
             </w:r>
           </w:p>
         </w:tc>
@@ -4805,7 +4805,7 @@
                 <w:i w:val="0"/>
                 <w:sz w:val="17"/>
               </w:rPr>
-              <w:t>Prière de verifier l'information donnée par BABACAR DIOP ou corriger au niveau de la section 1.</w:t>
+              <w:t>Prière de verifier l'information donnée par BINETA DIOP ou corriger au niveau de la section 1.</w:t>
             </w:r>
           </w:p>
         </w:tc>
@@ -4895,7 +4895,7 @@
                 <w:i w:val="0"/>
                 <w:sz w:val="17"/>
               </w:rPr>
-              <w:t>Prière de verifier l'information donnée par BINETA DIOP ou corriger au niveau de la section 1.</w:t>
+              <w:t>Prière de verifier l'information donnée par EL HADJ DIOP ou corriger au niveau de la section 1.</w:t>
             </w:r>
           </w:p>
         </w:tc>
@@ -4985,7 +4985,7 @@
                 <w:i w:val="0"/>
                 <w:sz w:val="17"/>
               </w:rPr>
-              <w:t>Prière de verifier l'information donnée par EL HADJ DIOP ou corriger au niveau de la section 1.</w:t>
+              <w:t>Prière de verifier l'information donnée par MOHAMED DIOP ou corriger au niveau de la section 1.</w:t>
             </w:r>
           </w:p>
         </w:tc>
@@ -5075,7 +5075,7 @@
                 <w:i w:val="0"/>
                 <w:sz w:val="17"/>
               </w:rPr>
-              <w:t>Prière de verifier l'information donnée par MOHAMED DIOP ou corriger au niveau de la section 1.</w:t>
+              <w:t>Prière de verifier l'information donnée par PAPE ADAMA DIOP ou corriger au niveau de la section 1.</w:t>
             </w:r>
           </w:p>
         </w:tc>
@@ -5165,7 +5165,7 @@
                 <w:i w:val="0"/>
                 <w:sz w:val="17"/>
               </w:rPr>
-              <w:t>Prière de verifier l'information donnée par PAPE ADAMA DIOP ou corriger au niveau de la section 1.</w:t>
+              <w:t>Prière de verifier l'information donnée par YANKHOBA DIOP ou corriger au niveau de la section 1.</w:t>
             </w:r>
           </w:p>
         </w:tc>
@@ -5224,7 +5224,7 @@
                 <w:color w:val="16A34A"/>
                 <w:sz w:val="16"/>
               </w:rPr>
-              <w:t>—</w:t>
+              <w:t>s01q26</w:t>
             </w:r>
           </w:p>
         </w:tc>
@@ -5240,7 +5240,7 @@
                 <w:color w:val="64748B"/>
                 <w:sz w:val="16"/>
               </w:rPr>
-              <w:t>GT-CQ</w:t>
+              <w:t>Natif SuSo</w:t>
             </w:r>
           </w:p>
         </w:tc>
@@ -5255,7 +5255,7 @@
                 <w:i w:val="0"/>
                 <w:sz w:val="17"/>
               </w:rPr>
-              <w:t>Prière de verifier l'information donnée par YANKHOBA DIOP ou corriger au niveau de la section 1.</w:t>
+              <w:t>Incohérence. %rostertitle% est personne non apparentée au CM ou Domestique ou enfant confié mais la personne sélectionnée n'a pas été déclarée en 1.02 comme étant une personne non apparentée au CM ou Domestique. Veuillez corriger.</w:t>
             </w:r>
           </w:p>
         </w:tc>
@@ -5314,7 +5314,7 @@
                 <w:color w:val="16A34A"/>
                 <w:sz w:val="16"/>
               </w:rPr>
-              <w:t>s00q27, s01q03a, s01q03b, s01q03c, s01q00b</w:t>
+              <w:t>s01q33</w:t>
             </w:r>
           </w:p>
         </w:tc>
@@ -5330,7 +5330,7 @@
                 <w:color w:val="64748B"/>
                 <w:sz w:val="16"/>
               </w:rPr>
-              <w:t>GT-CQ</w:t>
+              <w:t>Natif SuSo</w:t>
             </w:r>
           </w:p>
         </w:tc>
@@ -5345,637 +5345,7 @@
                 <w:i w:val="0"/>
                 <w:sz w:val="17"/>
               </w:rPr>
-              <w:t>Les informations sur l'acte de naissance (ni Jours, ni mois et ni années) de  KHADY DIOP  manquent, s'il vous plait pouvez-vous fournir d'effort pour avoir ces informations.</w:t>
-            </w:r>
-          </w:p>
-        </w:tc>
-      </w:tr>
-      <w:tr>
-        <w:tc>
-          <w:tcPr>
-            <w:tcW w:type="dxa" w:w="964"/>
-          </w:tcPr>
-          <w:p>
-            <w:r>
-              <w:rPr>
-                <w:b/>
-                <w:i w:val="0"/>
-                <w:color w:val="EA580C"/>
-                <w:sz w:val="16"/>
-              </w:rPr>
-              <w:t>Moyenne</w:t>
-            </w:r>
-          </w:p>
-        </w:tc>
-        <w:tc>
-          <w:tcPr>
-            <w:tcW w:type="dxa" w:w="1247"/>
-          </w:tcPr>
-          <w:p>
-            <w:r>
-              <w:rPr>
-                <w:b/>
-                <w:i w:val="0"/>
-                <w:sz w:val="16"/>
-              </w:rPr>
-              <w:t>S01</w:t>
-              <w:br/>
-            </w:r>
-            <w:r>
-              <w:rPr>
-                <w:b w:val="0"/>
-                <w:i w:val="0"/>
-                <w:color w:val="64748B"/>
-                <w:sz w:val="14"/>
-              </w:rPr>
-              <w:t>Démographie</w:t>
-            </w:r>
-          </w:p>
-        </w:tc>
-        <w:tc>
-          <w:tcPr>
-            <w:tcW w:type="dxa" w:w="1531"/>
-          </w:tcPr>
-          <w:p>
-            <w:r>
-              <w:rPr>
-                <w:b/>
-                <w:i w:val="0"/>
-                <w:color w:val="16A34A"/>
-                <w:sz w:val="16"/>
-              </w:rPr>
-              <w:t>s00q27, s01q03a, s01q03b, s01q03c, s01q00b</w:t>
-            </w:r>
-          </w:p>
-        </w:tc>
-        <w:tc>
-          <w:tcPr>
-            <w:tcW w:type="dxa" w:w="1191"/>
-          </w:tcPr>
-          <w:p>
-            <w:r>
-              <w:rPr>
-                <w:b w:val="0"/>
-                <w:i w:val="0"/>
-                <w:color w:val="64748B"/>
-                <w:sz w:val="16"/>
-              </w:rPr>
-              <w:t>GT-CQ</w:t>
-            </w:r>
-          </w:p>
-        </w:tc>
-        <w:tc>
-          <w:tcPr>
-            <w:tcW w:type="dxa" w:w="4706"/>
-          </w:tcPr>
-          <w:p>
-            <w:r>
-              <w:rPr>
-                <w:b w:val="0"/>
-                <w:i w:val="0"/>
-                <w:sz w:val="17"/>
-              </w:rPr>
-              <w:t>Les informations sur l'acte de naissance (ni Jours, ni mois et ni années) de  MOHAMED GAYE  manquent, s'il vous plait pouvez-vous fournir d'effort pour avoir ces informations.</w:t>
-            </w:r>
-          </w:p>
-        </w:tc>
-      </w:tr>
-      <w:tr>
-        <w:tc>
-          <w:tcPr>
-            <w:tcW w:type="dxa" w:w="964"/>
-          </w:tcPr>
-          <w:p>
-            <w:r>
-              <w:rPr>
-                <w:b/>
-                <w:i w:val="0"/>
-                <w:color w:val="EA580C"/>
-                <w:sz w:val="16"/>
-              </w:rPr>
-              <w:t>Moyenne</w:t>
-            </w:r>
-          </w:p>
-        </w:tc>
-        <w:tc>
-          <w:tcPr>
-            <w:tcW w:type="dxa" w:w="1247"/>
-          </w:tcPr>
-          <w:p>
-            <w:r>
-              <w:rPr>
-                <w:b/>
-                <w:i w:val="0"/>
-                <w:sz w:val="16"/>
-              </w:rPr>
-              <w:t>S01</w:t>
-              <w:br/>
-            </w:r>
-            <w:r>
-              <w:rPr>
-                <w:b w:val="0"/>
-                <w:i w:val="0"/>
-                <w:color w:val="64748B"/>
-                <w:sz w:val="14"/>
-              </w:rPr>
-              <w:t>Démographie</w:t>
-            </w:r>
-          </w:p>
-        </w:tc>
-        <w:tc>
-          <w:tcPr>
-            <w:tcW w:type="dxa" w:w="1531"/>
-          </w:tcPr>
-          <w:p>
-            <w:r>
-              <w:rPr>
-                <w:b/>
-                <w:i w:val="0"/>
-                <w:color w:val="16A34A"/>
-                <w:sz w:val="16"/>
-              </w:rPr>
-              <w:t>s01q26</w:t>
-            </w:r>
-          </w:p>
-        </w:tc>
-        <w:tc>
-          <w:tcPr>
-            <w:tcW w:type="dxa" w:w="1191"/>
-          </w:tcPr>
-          <w:p>
-            <w:r>
-              <w:rPr>
-                <w:b w:val="0"/>
-                <w:i w:val="0"/>
-                <w:color w:val="64748B"/>
-                <w:sz w:val="16"/>
-              </w:rPr>
-              <w:t>Natif SuSo</w:t>
-            </w:r>
-          </w:p>
-        </w:tc>
-        <w:tc>
-          <w:tcPr>
-            <w:tcW w:type="dxa" w:w="4706"/>
-          </w:tcPr>
-          <w:p>
-            <w:r>
-              <w:rPr>
-                <w:b w:val="0"/>
-                <w:i w:val="0"/>
-                <w:sz w:val="17"/>
-              </w:rPr>
-              <w:t>Incohérence. %rostertitle% est personne non apparentée au CM ou Domestique ou enfant confié mais la personne sélectionnée n'a pas été déclarée en 1.02 comme étant une personne non apparentée au CM ou Domestique. Veuillez corriger.</w:t>
-            </w:r>
-          </w:p>
-        </w:tc>
-      </w:tr>
-      <w:tr>
-        <w:tc>
-          <w:tcPr>
-            <w:tcW w:type="dxa" w:w="964"/>
-          </w:tcPr>
-          <w:p>
-            <w:r>
-              <w:rPr>
-                <w:b/>
-                <w:i w:val="0"/>
-                <w:color w:val="EA580C"/>
-                <w:sz w:val="16"/>
-              </w:rPr>
-              <w:t>Moyenne</w:t>
-            </w:r>
-          </w:p>
-        </w:tc>
-        <w:tc>
-          <w:tcPr>
-            <w:tcW w:type="dxa" w:w="1247"/>
-          </w:tcPr>
-          <w:p>
-            <w:r>
-              <w:rPr>
-                <w:b/>
-                <w:i w:val="0"/>
-                <w:sz w:val="16"/>
-              </w:rPr>
-              <w:t>S01</w:t>
-              <w:br/>
-            </w:r>
-            <w:r>
-              <w:rPr>
-                <w:b w:val="0"/>
-                <w:i w:val="0"/>
-                <w:color w:val="64748B"/>
-                <w:sz w:val="14"/>
-              </w:rPr>
-              <w:t>Démographie</w:t>
-            </w:r>
-          </w:p>
-        </w:tc>
-        <w:tc>
-          <w:tcPr>
-            <w:tcW w:type="dxa" w:w="1531"/>
-          </w:tcPr>
-          <w:p>
-            <w:r>
-              <w:rPr>
-                <w:b/>
-                <w:i w:val="0"/>
-                <w:color w:val="16A34A"/>
-                <w:sz w:val="16"/>
-              </w:rPr>
-              <w:t>s01q33</w:t>
-            </w:r>
-          </w:p>
-        </w:tc>
-        <w:tc>
-          <w:tcPr>
-            <w:tcW w:type="dxa" w:w="1191"/>
-          </w:tcPr>
-          <w:p>
-            <w:r>
-              <w:rPr>
-                <w:b w:val="0"/>
-                <w:i w:val="0"/>
-                <w:color w:val="64748B"/>
-                <w:sz w:val="16"/>
-              </w:rPr>
-              <w:t>Natif SuSo</w:t>
-            </w:r>
-          </w:p>
-        </w:tc>
-        <w:tc>
-          <w:tcPr>
-            <w:tcW w:type="dxa" w:w="4706"/>
-          </w:tcPr>
-          <w:p>
-            <w:r>
-              <w:rPr>
-                <w:b w:val="0"/>
-                <w:i w:val="0"/>
-                <w:sz w:val="17"/>
-              </w:rPr>
               <w:t>Attention! %rostertitle% est personne non apparentée au CM/Conjoint ou domestique mais la personne sélectionnée n'a pas été déclarée en 1.02 comme étant personne non apparentée au CM/Conjoint ou domestique. Veuillez corriger.</w:t>
-            </w:r>
-          </w:p>
-        </w:tc>
-      </w:tr>
-      <w:tr>
-        <w:tc>
-          <w:tcPr>
-            <w:tcW w:type="dxa" w:w="964"/>
-          </w:tcPr>
-          <w:p>
-            <w:r>
-              <w:rPr>
-                <w:b/>
-                <w:i w:val="0"/>
-                <w:color w:val="EA580C"/>
-                <w:sz w:val="16"/>
-              </w:rPr>
-              <w:t>Moyenne</w:t>
-            </w:r>
-          </w:p>
-        </w:tc>
-        <w:tc>
-          <w:tcPr>
-            <w:tcW w:type="dxa" w:w="1247"/>
-          </w:tcPr>
-          <w:p>
-            <w:r>
-              <w:rPr>
-                <w:b/>
-                <w:i w:val="0"/>
-                <w:sz w:val="16"/>
-              </w:rPr>
-              <w:t>S02</w:t>
-              <w:br/>
-            </w:r>
-            <w:r>
-              <w:rPr>
-                <w:b w:val="0"/>
-                <w:i w:val="0"/>
-                <w:color w:val="64748B"/>
-                <w:sz w:val="14"/>
-              </w:rPr>
-              <w:t>Éducation</w:t>
-            </w:r>
-          </w:p>
-        </w:tc>
-        <w:tc>
-          <w:tcPr>
-            <w:tcW w:type="dxa" w:w="1531"/>
-          </w:tcPr>
-          <w:p>
-            <w:r>
-              <w:rPr>
-                <w:b/>
-                <w:i w:val="0"/>
-                <w:color w:val="16A34A"/>
-                <w:sz w:val="16"/>
-              </w:rPr>
-              <w:t>—</w:t>
-            </w:r>
-          </w:p>
-        </w:tc>
-        <w:tc>
-          <w:tcPr>
-            <w:tcW w:type="dxa" w:w="1191"/>
-          </w:tcPr>
-          <w:p>
-            <w:r>
-              <w:rPr>
-                <w:b w:val="0"/>
-                <w:i w:val="0"/>
-                <w:color w:val="64748B"/>
-                <w:sz w:val="16"/>
-              </w:rPr>
-              <w:t>GT-CQ</w:t>
-            </w:r>
-          </w:p>
-        </w:tc>
-        <w:tc>
-          <w:tcPr>
-            <w:tcW w:type="dxa" w:w="4706"/>
-          </w:tcPr>
-          <w:p>
-            <w:r>
-              <w:rPr>
-                <w:b w:val="0"/>
-                <w:i w:val="0"/>
-                <w:sz w:val="17"/>
-              </w:rPr>
-              <w:t>veuillez, s'il vous plait, confirmer les frais de scolarité ( 1000 FCFA) payée de ABDOU AZIZ DIOP avec le QG ou apporter les corrections nécessaires.</w:t>
-            </w:r>
-          </w:p>
-        </w:tc>
-      </w:tr>
-      <w:tr>
-        <w:tc>
-          <w:tcPr>
-            <w:tcW w:type="dxa" w:w="964"/>
-          </w:tcPr>
-          <w:p>
-            <w:r>
-              <w:rPr>
-                <w:b/>
-                <w:i w:val="0"/>
-                <w:color w:val="EA580C"/>
-                <w:sz w:val="16"/>
-              </w:rPr>
-              <w:t>Moyenne</w:t>
-            </w:r>
-          </w:p>
-        </w:tc>
-        <w:tc>
-          <w:tcPr>
-            <w:tcW w:type="dxa" w:w="1247"/>
-          </w:tcPr>
-          <w:p>
-            <w:r>
-              <w:rPr>
-                <w:b/>
-                <w:i w:val="0"/>
-                <w:sz w:val="16"/>
-              </w:rPr>
-              <w:t>S02</w:t>
-              <w:br/>
-            </w:r>
-            <w:r>
-              <w:rPr>
-                <w:b w:val="0"/>
-                <w:i w:val="0"/>
-                <w:color w:val="64748B"/>
-                <w:sz w:val="14"/>
-              </w:rPr>
-              <w:t>Éducation</w:t>
-            </w:r>
-          </w:p>
-        </w:tc>
-        <w:tc>
-          <w:tcPr>
-            <w:tcW w:type="dxa" w:w="1531"/>
-          </w:tcPr>
-          <w:p>
-            <w:r>
-              <w:rPr>
-                <w:b/>
-                <w:i w:val="0"/>
-                <w:color w:val="16A34A"/>
-                <w:sz w:val="16"/>
-              </w:rPr>
-              <w:t>—</w:t>
-            </w:r>
-          </w:p>
-        </w:tc>
-        <w:tc>
-          <w:tcPr>
-            <w:tcW w:type="dxa" w:w="1191"/>
-          </w:tcPr>
-          <w:p>
-            <w:r>
-              <w:rPr>
-                <w:b w:val="0"/>
-                <w:i w:val="0"/>
-                <w:color w:val="64748B"/>
-                <w:sz w:val="16"/>
-              </w:rPr>
-              <w:t>GT-CQ</w:t>
-            </w:r>
-          </w:p>
-        </w:tc>
-        <w:tc>
-          <w:tcPr>
-            <w:tcW w:type="dxa" w:w="4706"/>
-          </w:tcPr>
-          <w:p>
-            <w:r>
-              <w:rPr>
-                <w:b w:val="0"/>
-                <w:i w:val="0"/>
-                <w:sz w:val="17"/>
-              </w:rPr>
-              <w:t>veuillez, s'il vous plait, confirmer les frais de scolarité ( 1000 FCFA) payée de BABACAR DIOP avec le QG ou apporter les corrections nécessaires.</w:t>
-            </w:r>
-          </w:p>
-        </w:tc>
-      </w:tr>
-      <w:tr>
-        <w:tc>
-          <w:tcPr>
-            <w:tcW w:type="dxa" w:w="964"/>
-          </w:tcPr>
-          <w:p>
-            <w:r>
-              <w:rPr>
-                <w:b/>
-                <w:i w:val="0"/>
-                <w:color w:val="EA580C"/>
-                <w:sz w:val="16"/>
-              </w:rPr>
-              <w:t>Moyenne</w:t>
-            </w:r>
-          </w:p>
-        </w:tc>
-        <w:tc>
-          <w:tcPr>
-            <w:tcW w:type="dxa" w:w="1247"/>
-          </w:tcPr>
-          <w:p>
-            <w:r>
-              <w:rPr>
-                <w:b/>
-                <w:i w:val="0"/>
-                <w:sz w:val="16"/>
-              </w:rPr>
-              <w:t>S02</w:t>
-              <w:br/>
-            </w:r>
-            <w:r>
-              <w:rPr>
-                <w:b w:val="0"/>
-                <w:i w:val="0"/>
-                <w:color w:val="64748B"/>
-                <w:sz w:val="14"/>
-              </w:rPr>
-              <w:t>Éducation</w:t>
-            </w:r>
-          </w:p>
-        </w:tc>
-        <w:tc>
-          <w:tcPr>
-            <w:tcW w:type="dxa" w:w="1531"/>
-          </w:tcPr>
-          <w:p>
-            <w:r>
-              <w:rPr>
-                <w:b/>
-                <w:i w:val="0"/>
-                <w:color w:val="16A34A"/>
-                <w:sz w:val="16"/>
-              </w:rPr>
-              <w:t>—</w:t>
-            </w:r>
-          </w:p>
-        </w:tc>
-        <w:tc>
-          <w:tcPr>
-            <w:tcW w:type="dxa" w:w="1191"/>
-          </w:tcPr>
-          <w:p>
-            <w:r>
-              <w:rPr>
-                <w:b w:val="0"/>
-                <w:i w:val="0"/>
-                <w:color w:val="64748B"/>
-                <w:sz w:val="16"/>
-              </w:rPr>
-              <w:t>GT-CQ</w:t>
-            </w:r>
-          </w:p>
-        </w:tc>
-        <w:tc>
-          <w:tcPr>
-            <w:tcW w:type="dxa" w:w="4706"/>
-          </w:tcPr>
-          <w:p>
-            <w:r>
-              <w:rPr>
-                <w:b w:val="0"/>
-                <w:i w:val="0"/>
-                <w:sz w:val="17"/>
-              </w:rPr>
-              <w:t>veuillez, s'il vous plait, confirmer les frais de scolarité ( 1000 FCFA) payée de MOHAMED GAYE avec le QG ou apporter les corrections nécessaires.</w:t>
-            </w:r>
-          </w:p>
-        </w:tc>
-      </w:tr>
-      <w:tr>
-        <w:tc>
-          <w:tcPr>
-            <w:tcW w:type="dxa" w:w="964"/>
-          </w:tcPr>
-          <w:p>
-            <w:r>
-              <w:rPr>
-                <w:b/>
-                <w:i w:val="0"/>
-                <w:color w:val="EA580C"/>
-                <w:sz w:val="16"/>
-              </w:rPr>
-              <w:t>Moyenne</w:t>
-            </w:r>
-          </w:p>
-        </w:tc>
-        <w:tc>
-          <w:tcPr>
-            <w:tcW w:type="dxa" w:w="1247"/>
-          </w:tcPr>
-          <w:p>
-            <w:r>
-              <w:rPr>
-                <w:b/>
-                <w:i w:val="0"/>
-                <w:sz w:val="16"/>
-              </w:rPr>
-              <w:t>S02</w:t>
-              <w:br/>
-            </w:r>
-            <w:r>
-              <w:rPr>
-                <w:b w:val="0"/>
-                <w:i w:val="0"/>
-                <w:color w:val="64748B"/>
-                <w:sz w:val="14"/>
-              </w:rPr>
-              <w:t>Éducation</w:t>
-            </w:r>
-          </w:p>
-        </w:tc>
-        <w:tc>
-          <w:tcPr>
-            <w:tcW w:type="dxa" w:w="1531"/>
-          </w:tcPr>
-          <w:p>
-            <w:r>
-              <w:rPr>
-                <w:b/>
-                <w:i w:val="0"/>
-                <w:color w:val="16A34A"/>
-                <w:sz w:val="16"/>
-              </w:rPr>
-              <w:t>—</w:t>
-            </w:r>
-          </w:p>
-        </w:tc>
-        <w:tc>
-          <w:tcPr>
-            <w:tcW w:type="dxa" w:w="1191"/>
-          </w:tcPr>
-          <w:p>
-            <w:r>
-              <w:rPr>
-                <w:b w:val="0"/>
-                <w:i w:val="0"/>
-                <w:color w:val="64748B"/>
-                <w:sz w:val="16"/>
-              </w:rPr>
-              <w:t>GT-CQ</w:t>
-            </w:r>
-          </w:p>
-        </w:tc>
-        <w:tc>
-          <w:tcPr>
-            <w:tcW w:type="dxa" w:w="4706"/>
-          </w:tcPr>
-          <w:p>
-            <w:r>
-              <w:rPr>
-                <w:b w:val="0"/>
-                <w:i w:val="0"/>
-                <w:sz w:val="17"/>
-              </w:rPr>
-              <w:t>veuillez, s'il vous plait, confirmer les frais de scolarité ( 2000 FCFA) payée de YANKHOBA DIOP avec le QG ou apporter les corrections nécessaires.</w:t>
             </w:r>
           </w:p>
         </w:tc>
